--- a/klagomål/A 52529-2025 FSC-klagomål.docx
+++ b/klagomål/A 52529-2025 FSC-klagomål.docx
@@ -801,7 +801,7 @@
     <w:r>
       <w:tab/>
       <w:tab/>
-      <w:t>2026-06-18</w:t>
+      <w:t>2026-06-19</w:t>
       <w:br/>
       <w:br/>
     </w:r>

--- a/klagomål/A 52529-2025 FSC-klagomål.docx
+++ b/klagomål/A 52529-2025 FSC-klagomål.docx
@@ -801,7 +801,7 @@
     <w:r>
       <w:tab/>
       <w:tab/>
-      <w:t>2026-06-19</w:t>
+      <w:t>2026-06-20</w:t>
       <w:br/>
       <w:br/>
     </w:r>

--- a/klagomål/A 52529-2025 FSC-klagomål.docx
+++ b/klagomål/A 52529-2025 FSC-klagomål.docx
@@ -168,38 +168,7 @@
     </w:p>
     <w:p>
       <w:r>
-        <w:t>Detta dokument behandlar höga naturvärden i avverkningsanmälan A 52529-2025 i Norrtälje kommun som inkom 2025-10-24 och omfattar 7,8 ha.</w:t>
-      </w:r>
-    </w:p>
-    <w:p>
-      <w:r>
-        <w:t>Nedan presenteras fynd av naturvårdsarter och fridlysta arter som gjorts i det avverkningsanmälda området, samt relevanta utdrag ur standarderna för FSC, Chain of Custody, Controlled Wood och PEFC. I BILAGA 1 finns artfakta om fridlysta arter.</w:t>
-      </w:r>
-    </w:p>
-    <w:p>
-      <w:r>
-        <w:t>Vi förväntar oss att ni återkommer med ett skriftligt svar på vårt klagomål och även beskriver vilka korrigerande åtgärder ni satt in för att rätta till identifierade brister i er efterlevnad av den svenska FSC standarden.</w:t>
-      </w:r>
-    </w:p>
-    <w:p>
-      <w:pPr>
-        <w:pStyle w:val="Heading1"/>
-      </w:pPr>
-      <w:r>
-        <w:t>Naturvårdsarter</w:t>
-      </w:r>
-    </w:p>
-    <w:p>
-      <w:r>
-        <w:t>Inom 19 meter från avverkningsanmälan har följande 1 naturvårdsarter hittats: pärluggla (EN, T, §4). Av dessa är 1 rödlistade. För rödlistade arter har rödlistekategorin angivits inom parentes. Typiska arter inom Natura 2000 som är kopplade till skogsekosystem har markerats med (T). För fridlysta arter anges även paragrafen i Artskyddsförordningen som arten är fridlyst enligt.</w:t>
-      </w:r>
-    </w:p>
-    <w:p>
-      <w:r>
-        <w:t>De påträffade naturvårdsarterna är ett tydligt kvitto på att det rör sig om en skog med höga naturvärden.</w:t>
-      </w:r>
-      <w:r>
-        <w:t xml:space="preserve"> I Figur 1 visas fyndplatser för naturvårdsarter i området, som finns registrerade på Artportalen.</w:t>
+        <w:t>Detta klagomål behandlar höga naturvärden i avverkningsanmälan A 52529-2025 i Norrtälje kommun som inkom 2025-10-24 och omfattar 7,8 ha.</w:t>
       </w:r>
     </w:p>
     <w:p>
@@ -247,34 +216,35 @@
         <w:spacing w:after="240"/>
       </w:pPr>
       <w:r>
-        <w:t>Figur 1. Fyndplatser för naturvårdsarter inom 19 meter från avverkningsanmälan (röd linje). Markörer utan svart kant är placerade på fyndplatsen. Markörer med svart kant är placerade vid sidan av fyndplatsen och har ett svart streck som visar fyndplatsens exakta position. Kartans mittpunktskoordinat är N 6634727, E 675712 i SWEREF 99 TM.</w:t>
+        <w:t>Figur 1. Fyndplatser för naturvårdsarter inom 19 meter från avverkningsanmälan. Markörer utan svart kant är placerade på fyndplatsen. Markörer med svart kant är placerade vid sidan av fyndplatsen har ett svart streck som visar fyndplatsens exakta position. Kartans mittpunktskoordinat är N 6634727, E 675712 i SWEREF 99 TM.</w:t>
+      </w:r>
+    </w:p>
+    <w:p>
+      <w:r>
+        <w:t>Inom 19 meter från avverkningsanmälan finns fynd av 1 naturvårdsarter, varav 1 är rödlistad, 1 är fridlyst och 1 är typisk (T): pärluggla (EN, T, §4). Se Figur 1.</w:t>
+      </w:r>
+    </w:p>
+    <w:p>
+      <w:r>
+        <w:t>Nedan presenteras relevanta utdrag ur standarderna för FSC, Chain of Custody, Controlled Wood och PEFC.</w:t>
+      </w:r>
+    </w:p>
+    <w:p>
+      <w:r>
+        <w:t>Vi förväntar oss att ni återkommer med ett skriftligt svar på vårt klagomål och även beskriver vilka korrigerande åtgärder ni satt in för att rätta till identifierade brister i er efterlevnad av den svenska FSC standarden.</w:t>
       </w:r>
     </w:p>
     <w:p>
       <w:pPr>
-        <w:pStyle w:val="Heading2"/>
+        <w:pStyle w:val="Heading1"/>
       </w:pPr>
       <w:r>
-        <w:t>Fridlysta arter</w:t>
+        <w:t>Naturvårdsarter och fridlysta arter</w:t>
       </w:r>
     </w:p>
     <w:p>
       <w:r>
-        <w:t>Följande fridlysta arter har sina livsmiljöer och växtplatser i den avverkningsanmälda skogen: pärluggla (EN, T, §4).</w:t>
-      </w:r>
-    </w:p>
-    <w:p>
-      <w:r>
-        <w:t xml:space="preserve">Observera att medlemsländerna är skyldiga att agera i enlighet med EU:s fågeldirektiv där det uttryckligen står att direktivet gäller för fåglar samt för deras ägg, bon och </w:t>
-      </w:r>
-      <w:r>
-        <w:rPr>
-          <w:b/>
-        </w:rPr>
-        <w:t xml:space="preserve">livsmiljöer </w:t>
-      </w:r>
-      <w:r>
-        <w:t>(artikel 1). Vidare att de åtgärder som vidtas inte får leda till en försämring av den nuvarande situationen beträffande bevarandet av de fågelarter som avses i artikel 1 (artikel 13). Fågeldirektivet är styrande för tillsynsansvariga myndigheters ärendehantering, ställningstaganden och beslutsfattande.</w:t>
+        <w:t>Nedan följer beskrivningar av de naturvårdsarter och fridlysta arter som har sina livsmiljöer och växtplatser i den avverkningsanmälda skogen. Se även ytterligare artfakta i BILAGA 1. De påträffade naturvårdsarterna är ett tydligt kvitto på att det rör sig om en skog med höga naturvärden.</w:t>
       </w:r>
     </w:p>
     <w:p>
@@ -295,11 +265,6 @@
       </w:r>
       <w:r>
         <w:t xml:space="preserve"> (SLU Artdatabanken, 2026; Skogsstyrelsen, 2016).</w:t>
-      </w:r>
-    </w:p>
-    <w:p>
-      <w:r>
-        <w:t>I BILAGA 1 finns mer detaljerad information om ekologi samt krav på livsmiljö hos fridlysta arter.</w:t>
       </w:r>
     </w:p>
     <w:p>
@@ -801,7 +766,7 @@
     <w:r>
       <w:tab/>
       <w:tab/>
-      <w:t>2026-06-20</w:t>
+      <w:t>2026-06-21</w:t>
       <w:br/>
       <w:br/>
     </w:r>

--- a/klagomål/A 52529-2025 FSC-klagomål.docx
+++ b/klagomål/A 52529-2025 FSC-klagomål.docx
@@ -766,7 +766,7 @@
     <w:r>
       <w:tab/>
       <w:tab/>
-      <w:t>2026-06-21</w:t>
+      <w:t>2026-06-22</w:t>
       <w:br/>
       <w:br/>
     </w:r>

--- a/klagomål/A 52529-2025 FSC-klagomål.docx
+++ b/klagomål/A 52529-2025 FSC-klagomål.docx
@@ -766,7 +766,7 @@
     <w:r>
       <w:tab/>
       <w:tab/>
-      <w:t>2026-06-22</w:t>
+      <w:t>2026-06-23</w:t>
       <w:br/>
       <w:br/>
     </w:r>

--- a/klagomål/A 52529-2025 FSC-klagomål.docx
+++ b/klagomål/A 52529-2025 FSC-klagomål.docx
@@ -766,7 +766,7 @@
     <w:r>
       <w:tab/>
       <w:tab/>
-      <w:t>2026-06-23</w:t>
+      <w:t>2026-06-24</w:t>
       <w:br/>
       <w:br/>
     </w:r>

--- a/klagomål/A 52529-2025 FSC-klagomål.docx
+++ b/klagomål/A 52529-2025 FSC-klagomål.docx
@@ -766,7 +766,7 @@
     <w:r>
       <w:tab/>
       <w:tab/>
-      <w:t>2026-06-24</w:t>
+      <w:t>2026-06-25</w:t>
       <w:br/>
       <w:br/>
     </w:r>

--- a/klagomål/A 52529-2025 FSC-klagomål.docx
+++ b/klagomål/A 52529-2025 FSC-klagomål.docx
@@ -766,7 +766,7 @@
     <w:r>
       <w:tab/>
       <w:tab/>
-      <w:t>2026-06-25</w:t>
+      <w:t>2026-06-26</w:t>
       <w:br/>
       <w:br/>
     </w:r>

--- a/klagomål/A 52529-2025 FSC-klagomål.docx
+++ b/klagomål/A 52529-2025 FSC-klagomål.docx
@@ -766,7 +766,7 @@
     <w:r>
       <w:tab/>
       <w:tab/>
-      <w:t>2026-06-26</w:t>
+      <w:t>2026-06-27</w:t>
       <w:br/>
       <w:br/>
     </w:r>

--- a/klagomål/A 52529-2025 FSC-klagomål.docx
+++ b/klagomål/A 52529-2025 FSC-klagomål.docx
@@ -766,7 +766,7 @@
     <w:r>
       <w:tab/>
       <w:tab/>
-      <w:t>2026-06-27</w:t>
+      <w:t>2026-06-28</w:t>
       <w:br/>
       <w:br/>
     </w:r>

--- a/klagomål/A 52529-2025 FSC-klagomål.docx
+++ b/klagomål/A 52529-2025 FSC-klagomål.docx
@@ -766,7 +766,7 @@
     <w:r>
       <w:tab/>
       <w:tab/>
-      <w:t>2026-06-28</w:t>
+      <w:t>2026-06-29</w:t>
       <w:br/>
       <w:br/>
     </w:r>

--- a/klagomål/A 52529-2025 FSC-klagomål.docx
+++ b/klagomål/A 52529-2025 FSC-klagomål.docx
@@ -766,7 +766,7 @@
     <w:r>
       <w:tab/>
       <w:tab/>
-      <w:t>2026-06-29</w:t>
+      <w:t>2026-06-30</w:t>
       <w:br/>
       <w:br/>
     </w:r>

--- a/klagomål/A 52529-2025 FSC-klagomål.docx
+++ b/klagomål/A 52529-2025 FSC-klagomål.docx
@@ -766,7 +766,7 @@
     <w:r>
       <w:tab/>
       <w:tab/>
-      <w:t>2026-06-30</w:t>
+      <w:t>2026-07-01</w:t>
       <w:br/>
       <w:br/>
     </w:r>

--- a/klagomål/A 52529-2025 FSC-klagomål.docx
+++ b/klagomål/A 52529-2025 FSC-klagomål.docx
@@ -766,7 +766,7 @@
     <w:r>
       <w:tab/>
       <w:tab/>
-      <w:t>2026-07-01</w:t>
+      <w:t>2026-07-02</w:t>
       <w:br/>
       <w:br/>
     </w:r>

--- a/klagomål/A 52529-2025 FSC-klagomål.docx
+++ b/klagomål/A 52529-2025 FSC-klagomål.docx
@@ -766,7 +766,7 @@
     <w:r>
       <w:tab/>
       <w:tab/>
-      <w:t>2026-07-13</w:t>
+      <w:t>2026-07-14</w:t>
       <w:br/>
       <w:br/>
     </w:r>

--- a/klagomål/A 52529-2025 FSC-klagomål.docx
+++ b/klagomål/A 52529-2025 FSC-klagomål.docx
@@ -766,7 +766,7 @@
     <w:r>
       <w:tab/>
       <w:tab/>
-      <w:t>2026-07-14</w:t>
+      <w:t>2026-07-15</w:t>
       <w:br/>
       <w:br/>
     </w:r>

--- a/klagomål/A 52529-2025 FSC-klagomål.docx
+++ b/klagomål/A 52529-2025 FSC-klagomål.docx
@@ -766,7 +766,7 @@
     <w:r>
       <w:tab/>
       <w:tab/>
-      <w:t>2026-07-15</w:t>
+      <w:t>2026-07-16</w:t>
       <w:br/>
       <w:br/>
     </w:r>

--- a/klagomål/A 52529-2025 FSC-klagomål.docx
+++ b/klagomål/A 52529-2025 FSC-klagomål.docx
@@ -766,7 +766,7 @@
     <w:r>
       <w:tab/>
       <w:tab/>
-      <w:t>2026-07-16</w:t>
+      <w:t>2026-07-17</w:t>
       <w:br/>
       <w:br/>
     </w:r>

--- a/klagomål/A 52529-2025 FSC-klagomål.docx
+++ b/klagomål/A 52529-2025 FSC-klagomål.docx
@@ -766,7 +766,7 @@
     <w:r>
       <w:tab/>
       <w:tab/>
-      <w:t>2026-07-17</w:t>
+      <w:t>2026-07-18</w:t>
       <w:br/>
       <w:br/>
     </w:r>

--- a/klagomål/A 52529-2025 FSC-klagomål.docx
+++ b/klagomål/A 52529-2025 FSC-klagomål.docx
@@ -766,7 +766,7 @@
     <w:r>
       <w:tab/>
       <w:tab/>
-      <w:t>2026-07-18</w:t>
+      <w:t>2026-07-19</w:t>
       <w:br/>
       <w:br/>
     </w:r>

--- a/klagomål/A 52529-2025 FSC-klagomål.docx
+++ b/klagomål/A 52529-2025 FSC-klagomål.docx
@@ -766,7 +766,7 @@
     <w:r>
       <w:tab/>
       <w:tab/>
-      <w:t>2026-07-19</w:t>
+      <w:t>2026-07-20</w:t>
       <w:br/>
       <w:br/>
     </w:r>

--- a/klagomål/A 52529-2025 FSC-klagomål.docx
+++ b/klagomål/A 52529-2025 FSC-klagomål.docx
@@ -766,7 +766,7 @@
     <w:r>
       <w:tab/>
       <w:tab/>
-      <w:t>2026-07-20</w:t>
+      <w:t>2026-07-21</w:t>
       <w:br/>
       <w:br/>
     </w:r>

--- a/klagomål/A 52529-2025 FSC-klagomål.docx
+++ b/klagomål/A 52529-2025 FSC-klagomål.docx
@@ -766,7 +766,7 @@
     <w:r>
       <w:tab/>
       <w:tab/>
-      <w:t>2026-07-21</w:t>
+      <w:t>2026-07-22</w:t>
       <w:br/>
       <w:br/>
     </w:r>

--- a/klagomål/A 52529-2025 FSC-klagomål.docx
+++ b/klagomål/A 52529-2025 FSC-klagomål.docx
@@ -766,7 +766,7 @@
     <w:r>
       <w:tab/>
       <w:tab/>
-      <w:t>2026-07-22</w:t>
+      <w:t>2026-07-23</w:t>
       <w:br/>
       <w:br/>
     </w:r>

--- a/klagomål/A 52529-2025 FSC-klagomål.docx
+++ b/klagomål/A 52529-2025 FSC-klagomål.docx
@@ -766,7 +766,7 @@
     <w:r>
       <w:tab/>
       <w:tab/>
-      <w:t>2026-07-23</w:t>
+      <w:t>2026-07-24</w:t>
       <w:br/>
       <w:br/>
     </w:r>

--- a/klagomål/A 52529-2025 FSC-klagomål.docx
+++ b/klagomål/A 52529-2025 FSC-klagomål.docx
@@ -766,7 +766,7 @@
     <w:r>
       <w:tab/>
       <w:tab/>
-      <w:t>2026-07-24</w:t>
+      <w:t>2026-07-25</w:t>
       <w:br/>
       <w:br/>
     </w:r>

--- a/klagomål/A 52529-2025 FSC-klagomål.docx
+++ b/klagomål/A 52529-2025 FSC-klagomål.docx
@@ -766,7 +766,7 @@
     <w:r>
       <w:tab/>
       <w:tab/>
-      <w:t>2026-07-25</w:t>
+      <w:t>2026-07-26</w:t>
       <w:br/>
       <w:br/>
     </w:r>

--- a/klagomål/A 52529-2025 FSC-klagomål.docx
+++ b/klagomål/A 52529-2025 FSC-klagomål.docx
@@ -766,7 +766,7 @@
     <w:r>
       <w:tab/>
       <w:tab/>
-      <w:t>2026-07-26</w:t>
+      <w:t>2026-07-27</w:t>
       <w:br/>
       <w:br/>
     </w:r>

--- a/klagomål/A 52529-2025 FSC-klagomål.docx
+++ b/klagomål/A 52529-2025 FSC-klagomål.docx
@@ -766,7 +766,7 @@
     <w:r>
       <w:tab/>
       <w:tab/>
-      <w:t>2026-07-27</w:t>
+      <w:t>2026-07-28</w:t>
       <w:br/>
       <w:br/>
     </w:r>

--- a/klagomål/A 52529-2025 FSC-klagomål.docx
+++ b/klagomål/A 52529-2025 FSC-klagomål.docx
@@ -766,7 +766,7 @@
     <w:r>
       <w:tab/>
       <w:tab/>
-      <w:t>2026-07-28</w:t>
+      <w:t>2026-07-29</w:t>
       <w:br/>
       <w:br/>
     </w:r>

--- a/klagomål/A 52529-2025 FSC-klagomål.docx
+++ b/klagomål/A 52529-2025 FSC-klagomål.docx
@@ -766,7 +766,7 @@
     <w:r>
       <w:tab/>
       <w:tab/>
-      <w:t>2026-07-29</w:t>
+      <w:t>2026-07-30</w:t>
       <w:br/>
       <w:br/>
     </w:r>

--- a/klagomål/A 52529-2025 FSC-klagomål.docx
+++ b/klagomål/A 52529-2025 FSC-klagomål.docx
@@ -766,7 +766,7 @@
     <w:r>
       <w:tab/>
       <w:tab/>
-      <w:t>2026-07-30</w:t>
+      <w:t>2026-07-31</w:t>
       <w:br/>
       <w:br/>
     </w:r>

--- a/klagomål/A 52529-2025 FSC-klagomål.docx
+++ b/klagomål/A 52529-2025 FSC-klagomål.docx
@@ -766,7 +766,7 @@
     <w:r>
       <w:tab/>
       <w:tab/>
-      <w:t>2026-07-31</w:t>
+      <w:t>2026-08-01</w:t>
       <w:br/>
       <w:br/>
     </w:r>

--- a/klagomål/A 52529-2025 FSC-klagomål.docx
+++ b/klagomål/A 52529-2025 FSC-klagomål.docx
@@ -766,7 +766,7 @@
     <w:r>
       <w:tab/>
       <w:tab/>
-      <w:t>2026-08-01</w:t>
+      <w:t>2026-08-02</w:t>
       <w:br/>
       <w:br/>
     </w:r>

--- a/klagomål/A 52529-2025 FSC-klagomål.docx
+++ b/klagomål/A 52529-2025 FSC-klagomål.docx
@@ -766,7 +766,7 @@
     <w:r>
       <w:tab/>
       <w:tab/>
-      <w:t>2026-08-02</w:t>
+      <w:t>2026-08-03</w:t>
       <w:br/>
       <w:br/>
     </w:r>

--- a/klagomål/A 52529-2025 FSC-klagomål.docx
+++ b/klagomål/A 52529-2025 FSC-klagomål.docx
@@ -766,7 +766,7 @@
     <w:r>
       <w:tab/>
       <w:tab/>
-      <w:t>2026-08-03</w:t>
+      <w:t>2026-08-05</w:t>
       <w:br/>
       <w:br/>
     </w:r>

--- a/klagomål/A 52529-2025 FSC-klagomål.docx
+++ b/klagomål/A 52529-2025 FSC-klagomål.docx
@@ -766,7 +766,7 @@
     <w:r>
       <w:tab/>
       <w:tab/>
-      <w:t>2026-08-05</w:t>
+      <w:t>2026-08-07</w:t>
       <w:br/>
       <w:br/>
     </w:r>

--- a/klagomål/A 52529-2025 FSC-klagomål.docx
+++ b/klagomål/A 52529-2025 FSC-klagomål.docx
@@ -766,7 +766,7 @@
     <w:r>
       <w:tab/>
       <w:tab/>
-      <w:t>2026-08-07</w:t>
+      <w:t>2026-08-08</w:t>
       <w:br/>
       <w:br/>
     </w:r>

--- a/klagomål/A 52529-2025 FSC-klagomål.docx
+++ b/klagomål/A 52529-2025 FSC-klagomål.docx
@@ -216,7 +216,7 @@
         <w:spacing w:after="240"/>
       </w:pPr>
       <w:r>
-        <w:t>Figur 1. Fyndplatser för naturvårdsarter inom 19 meter från avverkningsanmälan. Markörer utan svart kant är placerade på fyndplatsen. Markörer med svart kant är placerade vid sidan av fyndplatsen har ett svart streck som visar fyndplatsens exakta position. Kartans mittpunktskoordinat är N 6634727, E 675712 i SWEREF 99 TM.</w:t>
+        <w:t>Figur 1. Fyndplatser för naturvårdsarter inom 19 meter från avverkningsanmälan. Markörer utan svart kant är placerade på fyndplatsen. Markörer med svart kant är placerade vid sidan av fyndplatsen och har ett svart streck som visar fyndplatsens exakta position. Kartans mittpunktskoordinat är N 6634727, E 675712 i SWEREF 99 TM.</w:t>
       </w:r>
     </w:p>
     <w:p>
@@ -766,7 +766,7 @@
     <w:r>
       <w:tab/>
       <w:tab/>
-      <w:t>2026-08-14</w:t>
+      <w:t>2026-08-15</w:t>
       <w:br/>
       <w:br/>
     </w:r>

--- a/klagomål/A 52529-2025 FSC-klagomål.docx
+++ b/klagomål/A 52529-2025 FSC-klagomål.docx
@@ -766,7 +766,7 @@
     <w:r>
       <w:tab/>
       <w:tab/>
-      <w:t>2026-08-15</w:t>
+      <w:t>2026-08-16</w:t>
       <w:br/>
       <w:br/>
     </w:r>

--- a/klagomål/A 52529-2025 FSC-klagomål.docx
+++ b/klagomål/A 52529-2025 FSC-klagomål.docx
@@ -766,7 +766,7 @@
     <w:r>
       <w:tab/>
       <w:tab/>
-      <w:t>2026-08-16</w:t>
+      <w:t>2026-08-17</w:t>
       <w:br/>
       <w:br/>
     </w:r>
